--- a/03TechnologiesOfProgramming/lab03/Lab03_Report_Kiryushin.docx
+++ b/03TechnologiesOfProgramming/lab03/Lab03_Report_Kiryushin.docx
@@ -4,6 +4,16 @@
   <w:body>
     <w:p>
       <w:pPr>
+        <w:spacing w:after="100"/>
+        <w:jc w:val="center"/>
+      </w:pPr>
+      <w:r>
+        <w:t>Федеральное государственное автономное образовательное учреждение высшего образования</w:t>
+      </w:r>
+    </w:p>
+    <w:p>
+      <w:pPr>
+        <w:spacing w:after="100"/>
         <w:jc w:val="center"/>
       </w:pPr>
       <w:r>
@@ -12,6 +22,7 @@
     </w:p>
     <w:p>
       <w:pPr>
+        <w:spacing w:after="100"/>
         <w:jc w:val="center"/>
       </w:pPr>
       <w:r>
@@ -20,13 +31,13 @@
     </w:p>
     <w:p>
       <w:pPr>
+        <w:spacing w:after="100"/>
         <w:jc w:val="center"/>
       </w:pPr>
       <w:r>
         <w:t>Кафедра инфокоммуникационных технологий</w:t>
       </w:r>
     </w:p>
-    <w:p/>
     <w:p/>
     <w:p/>
     <w:p/>
@@ -44,10 +55,11 @@
         <w:br/>
         <w:t>по лабораторной работе № 3</w:t>
         <w:br/>
-        <w:t>«Порождающие паттерны проектирования»</w:t>
+        <w:t>по дисциплине «Технологии программирования»</w:t>
+        <w:br/>
+        <w:t>на тему «Порождающие паттерны проектирования»</w:t>
       </w:r>
     </w:p>
-    <w:p/>
     <w:p/>
     <w:p/>
     <w:p/>
@@ -57,14 +69,18 @@
         <w:jc w:val="right"/>
       </w:pPr>
       <w:r>
-        <w:t>Выполнил: Кирюшин Алексей Александрович</w:t>
+        <w:t>Выполнил:</w:t>
         <w:br/>
-        <w:t>Группа: БИВТ-25-4-6</w:t>
+        <w:t>студент группы БИВТ-25-4-6</w:t>
         <w:br/>
-        <w:t>Проверил: Пискунов Степан Александрович</w:t>
+        <w:t>Кирюшин Алексей Александрович</w:t>
+        <w:br/>
+        <w:br/>
+        <w:t>Проверил:</w:t>
+        <w:br/>
+        <w:t>Пискунов Степан Александрович</w:t>
       </w:r>
     </w:p>
-    <w:p/>
     <w:p/>
     <w:p/>
     <w:p/>
@@ -99,7 +115,7 @@
     </w:p>
     <w:p>
       <w:r>
-        <w:t>Реализовать порождающие паттерны и применить их к созданию игровых объектов и сценариев.</w:t>
+        <w:t>Реализовать Singleton, Factory Method, Abstract Factory и Builder, сравнить задачи, которые решает каждый порождающий паттерн, и показать их на общей модели пошаговой стратегии.</w:t>
       </w:r>
     </w:p>
     <w:p>
@@ -112,7 +128,7 @@
     </w:p>
     <w:p>
       <w:r>
-        <w:t>В модуле реализованы Singleton для конфигурации карты, Factory Method для создания юнита, Abstract Factory для согласованного создания объектов фракции и Builder для пошаговой сборки сценария обороны.</w:t>
+        <w:t>Нужно реализовать четыре паттерна на выбранном языке и отправить работу в удалённый репозиторий. Пример предметной области можно выбрать самостоятельно. В качестве общего игрового примера используется создание конфигурации, юнитов, объектов фракции и сценария боя.</w:t>
       </w:r>
     </w:p>
     <w:p>
@@ -120,12 +136,72 @@
         <w:pStyle w:val="Heading2"/>
       </w:pPr>
       <w:r>
-        <w:t>Ход работы и реализация</w:t>
+        <w:t>Ход работы</w:t>
+      </w:r>
+    </w:p>
+    <w:p>
+      <w:pPr>
+        <w:pStyle w:val="Heading3"/>
+      </w:pPr>
+      <w:r>
+        <w:t>Singleton: единая конфигурация</w:t>
       </w:r>
     </w:p>
     <w:p>
       <w:r>
-        <w:t>Каждый паттерн решает отдельную задачу создания: единая конфигурация, делегирование выбора типа юнита, создание совместимых объектов и настройка составного сценария.</w:t>
+        <w:t>GameConfig объявлен Kotlin object. Такой тип создаётся языком как единственный экземпляр, поэтому настройки ширины и высоты карты и начального золота доступны через GameConfig без ручного управления глобальной переменной. В демонстрации читаются параметры 20×12 и 250 единиц золота.</w:t>
+      </w:r>
+    </w:p>
+    <w:p>
+      <w:pPr>
+        <w:pStyle w:val="Heading3"/>
+      </w:pPr>
+      <w:r>
+        <w:t>Factory Method: выбор типа юнита</w:t>
+      </w:r>
+    </w:p>
+    <w:p>
+      <w:r>
+        <w:t>UnitFactory задаёт общий метод create, возвращающий GameUnit. ArcherFactory и SwordsmanFactory выбирают конкретную реализацию с собственными параметрами атаки и здоровья. Вызывающий сценарий работает через фабрику и не содержит деталей конструктора конкретного класса юнита.</w:t>
+      </w:r>
+    </w:p>
+    <w:p>
+      <w:pPr>
+        <w:pStyle w:val="Heading3"/>
+      </w:pPr>
+      <w:r>
+        <w:t>Abstract Factory: семейство объектов фракции</w:t>
+      </w:r>
+    </w:p>
+    <w:p>
+      <w:r>
+        <w:t>FactionFactory объявляет создание юнита и здания. KingdomFactory производит объекты фракции «Королевство», а OrcFactory — объекты «Орки». Общий интерфейс позволяет получать пару взаимосвязанных типов, не смешивая принадлежность объектов к разным фракциям.</w:t>
+      </w:r>
+    </w:p>
+    <w:p>
+      <w:pPr>
+        <w:pStyle w:val="Heading3"/>
+      </w:pPr>
+      <w:r>
+        <w:t>Builder: сборка сценария</w:t>
+      </w:r>
+    </w:p>
+    <w:p>
+      <w:r>
+        <w:t>ScenarioBuilder хранит имя, список юнитов и список построек. Методы named, addUnit и addBuilding формируют конфигурацию цепочкой вызовов. build проверяет обязательное условие: в сценарии должен быть хотя бы один юнит. Передаваемые наружу списки создаются копиями, поэтому последующее изменение внутренней коллекции не меняет уже собранный Scenario.</w:t>
+      </w:r>
+    </w:p>
+    <w:p>
+      <w:pPr>
+        <w:pStyle w:val="Heading3"/>
+      </w:pPr>
+      <w:r>
+        <w:t>Взаимодействие</w:t>
+      </w:r>
+    </w:p>
+    <w:p>
+      <w:r>
+        <w:t>В main фабрика создаёт лучника, фабрика королевства — крепость, а Builder объединяет их в сценарий «Оборона крепости». Отдельные строки демонстрируют фабричный метод мечника и объекты двух фракций. Каждый паттерн отвечает за свой уровень создания и не заменяет остальные.</w:t>
       </w:r>
     </w:p>
     <w:p>
@@ -133,12 +209,127 @@
         <w:pStyle w:val="Heading2"/>
       </w:pPr>
       <w:r>
-        <w:t>Результаты и проверка</w:t>
+        <w:t>Проверка работы программы</w:t>
       </w:r>
     </w:p>
     <w:p>
       <w:r>
-        <w:t>Фактический вывод `:lab03:run`: «Настройки карты: 20×12, золото=250»; Factory Method создал Брана; Abstract Factory создала стража Королевства и логово Орков; Builder вывел «Оборона крепости, юнитов=1, построек=1». Сборка Gradle завершилась успешно.</w:t>
+        <w:t>Для проверки выполнены команды из каталога 03TechnologiesOfProgramming. Ниже приведён наблюдаемый фрагмент результата запуска; для лабораторной №3 он получен непосредственно при выполнении указанной команды.</w:t>
+      </w:r>
+    </w:p>
+    <w:tbl>
+      <w:tblPr>
+        <w:tblW w:type="auto" w:w="0"/>
+        <w:tblLayout w:type="autofit"/>
+        <w:tblLook w:firstColumn="1" w:firstRow="1" w:lastColumn="0" w:lastRow="0" w:noHBand="0" w:noVBand="1" w:val="04A0"/>
+      </w:tblPr>
+      <w:tblGrid>
+        <w:gridCol w:w="9746"/>
+      </w:tblGrid>
+      <w:tr>
+        <w:tc>
+          <w:tcPr>
+            <w:tcW w:type="dxa" w:w="9746"/>
+            <w:shd w:fill="F1F3F5"/>
+          </w:tcPr>
+          <w:p>
+            <w:pPr>
+              <w:spacing w:after="0" w:line="240" w:lineRule="auto"/>
+            </w:pPr>
+            <w:r>
+              <w:rPr>
+                <w:rFonts w:ascii="Courier New" w:hAnsi="Courier New"/>
+                <w:sz w:val="16"/>
+              </w:rPr>
+              <w:t>$ ./gradlew :lab03:run</w:t>
+            </w:r>
+          </w:p>
+          <w:p>
+            <w:pPr>
+              <w:spacing w:after="0" w:line="240" w:lineRule="auto"/>
+            </w:pPr>
+            <w:r>
+              <w:rPr>
+                <w:rFonts w:ascii="Courier New" w:hAnsi="Courier New"/>
+                <w:sz w:val="16"/>
+              </w:rPr>
+              <w:t>Настройки карты: 20×12, золото=250</w:t>
+            </w:r>
+          </w:p>
+          <w:p>
+            <w:pPr>
+              <w:spacing w:after="0" w:line="240" w:lineRule="auto"/>
+            </w:pPr>
+            <w:r>
+              <w:rPr>
+                <w:rFonts w:ascii="Courier New" w:hAnsi="Courier New"/>
+                <w:sz w:val="16"/>
+              </w:rPr>
+              <w:t>Factory Method: Бран</w:t>
+            </w:r>
+          </w:p>
+          <w:p>
+            <w:pPr>
+              <w:spacing w:after="0" w:line="240" w:lineRule="auto"/>
+            </w:pPr>
+            <w:r>
+              <w:rPr>
+                <w:rFonts w:ascii="Courier New" w:hAnsi="Courier New"/>
+                <w:sz w:val="16"/>
+              </w:rPr>
+              <w:t>Abstract Factory: FactionUnit(faction=Королевство, name=Страж); FactionBuilding(faction=Орки, name=Логово)</w:t>
+            </w:r>
+          </w:p>
+          <w:p>
+            <w:pPr>
+              <w:spacing w:after="0" w:line="240" w:lineRule="auto"/>
+            </w:pPr>
+            <w:r>
+              <w:rPr>
+                <w:rFonts w:ascii="Courier New" w:hAnsi="Courier New"/>
+                <w:sz w:val="16"/>
+              </w:rPr>
+              <w:t>Builder: Оборона крепости, юнитов=1, построек=1</w:t>
+            </w:r>
+          </w:p>
+          <w:p>
+            <w:pPr>
+              <w:spacing w:after="0" w:line="240" w:lineRule="auto"/>
+            </w:pPr>
+            <w:r>
+              <w:rPr>
+                <w:rFonts w:ascii="Courier New" w:hAnsi="Courier New"/>
+                <w:sz w:val="16"/>
+              </w:rPr>
+              <w:t>$ ./gradlew build</w:t>
+            </w:r>
+          </w:p>
+          <w:p>
+            <w:pPr>
+              <w:spacing w:after="0" w:line="240" w:lineRule="auto"/>
+            </w:pPr>
+            <w:r>
+              <w:rPr>
+                <w:rFonts w:ascii="Courier New" w:hAnsi="Courier New"/>
+                <w:sz w:val="16"/>
+              </w:rPr>
+              <w:t>BUILD SUCCESSFUL</w:t>
+            </w:r>
+          </w:p>
+        </w:tc>
+      </w:tr>
+    </w:tbl>
+    <w:p>
+      <w:pPr>
+        <w:pStyle w:val="Heading2"/>
+      </w:pPr>
+      <w:r>
+        <w:t>Анализ результата</w:t>
+      </w:r>
+    </w:p>
+    <w:p>
+      <w:r>
+        <w:t>Консольный вывод подтверждает, что каждая точка создания возвращает ожидаемый результат. Проверка Builder дополнительно исключает пустой сценарий. Новая разновидность фабрики может быть добавлена без изменения потребителя, если она соблюдает существующий интерфейс.</w:t>
       </w:r>
     </w:p>
     <w:p>
@@ -151,12 +342,913 @@
     </w:p>
     <w:p>
       <w:r>
-        <w:t>Порождающие паттерны изолируют правила создания объектов и помогают сохранять согласованность игровых конфигураций.</w:t>
+        <w:t>Четыре порождающих паттерна применены к различным задачам: единственная конфигурация, создание одного вида продукта, создание совместимого семейства объектов и пошаговая сборка сложного значения.</w:t>
       </w:r>
     </w:p>
+    <w:p>
+      <w:pPr>
+        <w:pStyle w:val="Heading2"/>
+      </w:pPr>
+      <w:r>
+        <w:t>Источник задания</w:t>
+      </w:r>
+    </w:p>
+    <w:p>
+      <w:r>
+        <w:t>https://github.com/Glasov/tp/blob/master/labs/laba3/laba3.md</w:t>
+      </w:r>
+    </w:p>
+    <w:p>
+      <w:r>
+        <w:br w:type="page"/>
+      </w:r>
+    </w:p>
+    <w:p>
+      <w:pPr>
+        <w:pStyle w:val="Heading1"/>
+      </w:pPr>
+      <w:r>
+        <w:t>Приложение. Исходный код Main.kt</w:t>
+      </w:r>
+    </w:p>
+    <w:p>
+      <w:r>
+        <w:t>Листинг приведён по файлу lab03/src/main/kotlin/lab03/Main.kt из состава лабораторной работы.</w:t>
+      </w:r>
+    </w:p>
+    <w:tbl>
+      <w:tblPr>
+        <w:tblW w:type="auto" w:w="0"/>
+        <w:tblLayout w:type="autofit"/>
+        <w:tblLook w:firstColumn="1" w:firstRow="1" w:lastColumn="0" w:lastRow="0" w:noHBand="0" w:noVBand="1" w:val="04A0"/>
+      </w:tblPr>
+      <w:tblGrid>
+        <w:gridCol w:w="9746"/>
+      </w:tblGrid>
+      <w:tr>
+        <w:tc>
+          <w:tcPr>
+            <w:tcW w:type="dxa" w:w="9746"/>
+            <w:shd w:fill="F1F3F5"/>
+          </w:tcPr>
+          <w:p>
+            <w:pPr>
+              <w:spacing w:after="0" w:line="240" w:lineRule="auto"/>
+            </w:pPr>
+            <w:r>
+              <w:rPr>
+                <w:rFonts w:ascii="Courier New" w:hAnsi="Courier New"/>
+                <w:sz w:val="16"/>
+              </w:rPr>
+              <w:t>001  package lab03</w:t>
+            </w:r>
+          </w:p>
+          <w:p>
+            <w:pPr>
+              <w:spacing w:after="0" w:line="240" w:lineRule="auto"/>
+            </w:pPr>
+            <w:r>
+              <w:rPr>
+                <w:rFonts w:ascii="Courier New" w:hAnsi="Courier New"/>
+                <w:sz w:val="16"/>
+              </w:rPr>
+              <w:t xml:space="preserve">002  </w:t>
+            </w:r>
+          </w:p>
+          <w:p>
+            <w:pPr>
+              <w:spacing w:after="0" w:line="240" w:lineRule="auto"/>
+            </w:pPr>
+            <w:r>
+              <w:rPr>
+                <w:rFonts w:ascii="Courier New" w:hAnsi="Courier New"/>
+                <w:sz w:val="16"/>
+              </w:rPr>
+              <w:t>003  object GameConfig {</w:t>
+            </w:r>
+          </w:p>
+          <w:p>
+            <w:pPr>
+              <w:spacing w:after="0" w:line="240" w:lineRule="auto"/>
+            </w:pPr>
+            <w:r>
+              <w:rPr>
+                <w:rFonts w:ascii="Courier New" w:hAnsi="Courier New"/>
+                <w:sz w:val="16"/>
+              </w:rPr>
+              <w:t>004      val mapWidth: Int = 20</w:t>
+            </w:r>
+          </w:p>
+          <w:p>
+            <w:pPr>
+              <w:spacing w:after="0" w:line="240" w:lineRule="auto"/>
+            </w:pPr>
+            <w:r>
+              <w:rPr>
+                <w:rFonts w:ascii="Courier New" w:hAnsi="Courier New"/>
+                <w:sz w:val="16"/>
+              </w:rPr>
+              <w:t>005      val mapHeight: Int = 12</w:t>
+            </w:r>
+          </w:p>
+          <w:p>
+            <w:pPr>
+              <w:spacing w:after="0" w:line="240" w:lineRule="auto"/>
+            </w:pPr>
+            <w:r>
+              <w:rPr>
+                <w:rFonts w:ascii="Courier New" w:hAnsi="Courier New"/>
+                <w:sz w:val="16"/>
+              </w:rPr>
+              <w:t>006      val startingGold: Int = 250</w:t>
+            </w:r>
+          </w:p>
+          <w:p>
+            <w:pPr>
+              <w:spacing w:after="0" w:line="240" w:lineRule="auto"/>
+            </w:pPr>
+            <w:r>
+              <w:rPr>
+                <w:rFonts w:ascii="Courier New" w:hAnsi="Courier New"/>
+                <w:sz w:val="16"/>
+              </w:rPr>
+              <w:t>007  }</w:t>
+            </w:r>
+          </w:p>
+          <w:p>
+            <w:pPr>
+              <w:spacing w:after="0" w:line="240" w:lineRule="auto"/>
+            </w:pPr>
+            <w:r>
+              <w:rPr>
+                <w:rFonts w:ascii="Courier New" w:hAnsi="Courier New"/>
+                <w:sz w:val="16"/>
+              </w:rPr>
+              <w:t xml:space="preserve">008  </w:t>
+            </w:r>
+          </w:p>
+          <w:p>
+            <w:pPr>
+              <w:spacing w:after="0" w:line="240" w:lineRule="auto"/>
+            </w:pPr>
+            <w:r>
+              <w:rPr>
+                <w:rFonts w:ascii="Courier New" w:hAnsi="Courier New"/>
+                <w:sz w:val="16"/>
+              </w:rPr>
+              <w:t>009  data class GameUnit(val name: String, val attack: Int, val health: Int)</w:t>
+            </w:r>
+          </w:p>
+          <w:p>
+            <w:pPr>
+              <w:spacing w:after="0" w:line="240" w:lineRule="auto"/>
+            </w:pPr>
+            <w:r>
+              <w:rPr>
+                <w:rFonts w:ascii="Courier New" w:hAnsi="Courier New"/>
+                <w:sz w:val="16"/>
+              </w:rPr>
+              <w:t xml:space="preserve">010  </w:t>
+            </w:r>
+          </w:p>
+          <w:p>
+            <w:pPr>
+              <w:spacing w:after="0" w:line="240" w:lineRule="auto"/>
+            </w:pPr>
+            <w:r>
+              <w:rPr>
+                <w:rFonts w:ascii="Courier New" w:hAnsi="Courier New"/>
+                <w:sz w:val="16"/>
+              </w:rPr>
+              <w:t>011  abstract class UnitFactory {</w:t>
+            </w:r>
+          </w:p>
+          <w:p>
+            <w:pPr>
+              <w:spacing w:after="0" w:line="240" w:lineRule="auto"/>
+            </w:pPr>
+            <w:r>
+              <w:rPr>
+                <w:rFonts w:ascii="Courier New" w:hAnsi="Courier New"/>
+                <w:sz w:val="16"/>
+              </w:rPr>
+              <w:t>012      abstract fun create(name: String): GameUnit</w:t>
+            </w:r>
+          </w:p>
+          <w:p>
+            <w:pPr>
+              <w:spacing w:after="0" w:line="240" w:lineRule="auto"/>
+            </w:pPr>
+            <w:r>
+              <w:rPr>
+                <w:rFonts w:ascii="Courier New" w:hAnsi="Courier New"/>
+                <w:sz w:val="16"/>
+              </w:rPr>
+              <w:t>013  }</w:t>
+            </w:r>
+          </w:p>
+          <w:p>
+            <w:pPr>
+              <w:spacing w:after="0" w:line="240" w:lineRule="auto"/>
+            </w:pPr>
+            <w:r>
+              <w:rPr>
+                <w:rFonts w:ascii="Courier New" w:hAnsi="Courier New"/>
+                <w:sz w:val="16"/>
+              </w:rPr>
+              <w:t xml:space="preserve">014  </w:t>
+            </w:r>
+          </w:p>
+          <w:p>
+            <w:pPr>
+              <w:spacing w:after="0" w:line="240" w:lineRule="auto"/>
+            </w:pPr>
+            <w:r>
+              <w:rPr>
+                <w:rFonts w:ascii="Courier New" w:hAnsi="Courier New"/>
+                <w:sz w:val="16"/>
+              </w:rPr>
+              <w:t>015  class ArcherFactory : UnitFactory() {</w:t>
+            </w:r>
+          </w:p>
+          <w:p>
+            <w:pPr>
+              <w:spacing w:after="0" w:line="240" w:lineRule="auto"/>
+            </w:pPr>
+            <w:r>
+              <w:rPr>
+                <w:rFonts w:ascii="Courier New" w:hAnsi="Courier New"/>
+                <w:sz w:val="16"/>
+              </w:rPr>
+              <w:t>016      override fun create(name: String) = GameUnit(name, attack = 18, health = 70)</w:t>
+            </w:r>
+          </w:p>
+          <w:p>
+            <w:pPr>
+              <w:spacing w:after="0" w:line="240" w:lineRule="auto"/>
+            </w:pPr>
+            <w:r>
+              <w:rPr>
+                <w:rFonts w:ascii="Courier New" w:hAnsi="Courier New"/>
+                <w:sz w:val="16"/>
+              </w:rPr>
+              <w:t>017  }</w:t>
+            </w:r>
+          </w:p>
+          <w:p>
+            <w:pPr>
+              <w:spacing w:after="0" w:line="240" w:lineRule="auto"/>
+            </w:pPr>
+            <w:r>
+              <w:rPr>
+                <w:rFonts w:ascii="Courier New" w:hAnsi="Courier New"/>
+                <w:sz w:val="16"/>
+              </w:rPr>
+              <w:t xml:space="preserve">018  </w:t>
+            </w:r>
+          </w:p>
+          <w:p>
+            <w:pPr>
+              <w:spacing w:after="0" w:line="240" w:lineRule="auto"/>
+            </w:pPr>
+            <w:r>
+              <w:rPr>
+                <w:rFonts w:ascii="Courier New" w:hAnsi="Courier New"/>
+                <w:sz w:val="16"/>
+              </w:rPr>
+              <w:t>019  class SwordsmanFactory : UnitFactory() {</w:t>
+            </w:r>
+          </w:p>
+          <w:p>
+            <w:pPr>
+              <w:spacing w:after="0" w:line="240" w:lineRule="auto"/>
+            </w:pPr>
+            <w:r>
+              <w:rPr>
+                <w:rFonts w:ascii="Courier New" w:hAnsi="Courier New"/>
+                <w:sz w:val="16"/>
+              </w:rPr>
+              <w:t>020      override fun create(name: String) = GameUnit(name, attack = 24, health = 110)</w:t>
+            </w:r>
+          </w:p>
+          <w:p>
+            <w:pPr>
+              <w:spacing w:after="0" w:line="240" w:lineRule="auto"/>
+            </w:pPr>
+            <w:r>
+              <w:rPr>
+                <w:rFonts w:ascii="Courier New" w:hAnsi="Courier New"/>
+                <w:sz w:val="16"/>
+              </w:rPr>
+              <w:t>021  }</w:t>
+            </w:r>
+          </w:p>
+          <w:p>
+            <w:pPr>
+              <w:spacing w:after="0" w:line="240" w:lineRule="auto"/>
+            </w:pPr>
+            <w:r>
+              <w:rPr>
+                <w:rFonts w:ascii="Courier New" w:hAnsi="Courier New"/>
+                <w:sz w:val="16"/>
+              </w:rPr>
+              <w:t xml:space="preserve">022  </w:t>
+            </w:r>
+          </w:p>
+          <w:p>
+            <w:pPr>
+              <w:spacing w:after="0" w:line="240" w:lineRule="auto"/>
+            </w:pPr>
+            <w:r>
+              <w:rPr>
+                <w:rFonts w:ascii="Courier New" w:hAnsi="Courier New"/>
+                <w:sz w:val="16"/>
+              </w:rPr>
+              <w:t>023  data class FactionUnit(val faction: String, val name: String)</w:t>
+            </w:r>
+          </w:p>
+          <w:p>
+            <w:pPr>
+              <w:spacing w:after="0" w:line="240" w:lineRule="auto"/>
+            </w:pPr>
+            <w:r>
+              <w:rPr>
+                <w:rFonts w:ascii="Courier New" w:hAnsi="Courier New"/>
+                <w:sz w:val="16"/>
+              </w:rPr>
+              <w:t>024  data class FactionBuilding(val faction: String, val name: String)</w:t>
+            </w:r>
+          </w:p>
+          <w:p>
+            <w:pPr>
+              <w:spacing w:after="0" w:line="240" w:lineRule="auto"/>
+            </w:pPr>
+            <w:r>
+              <w:rPr>
+                <w:rFonts w:ascii="Courier New" w:hAnsi="Courier New"/>
+                <w:sz w:val="16"/>
+              </w:rPr>
+              <w:t xml:space="preserve">025  </w:t>
+            </w:r>
+          </w:p>
+          <w:p>
+            <w:pPr>
+              <w:spacing w:after="0" w:line="240" w:lineRule="auto"/>
+            </w:pPr>
+            <w:r>
+              <w:rPr>
+                <w:rFonts w:ascii="Courier New" w:hAnsi="Courier New"/>
+                <w:sz w:val="16"/>
+              </w:rPr>
+              <w:t>026  interface FactionFactory {</w:t>
+            </w:r>
+          </w:p>
+          <w:p>
+            <w:pPr>
+              <w:spacing w:after="0" w:line="240" w:lineRule="auto"/>
+            </w:pPr>
+            <w:r>
+              <w:rPr>
+                <w:rFonts w:ascii="Courier New" w:hAnsi="Courier New"/>
+                <w:sz w:val="16"/>
+              </w:rPr>
+              <w:t>027      fun createUnit(name: String): FactionUnit</w:t>
+            </w:r>
+          </w:p>
+          <w:p>
+            <w:pPr>
+              <w:spacing w:after="0" w:line="240" w:lineRule="auto"/>
+            </w:pPr>
+            <w:r>
+              <w:rPr>
+                <w:rFonts w:ascii="Courier New" w:hAnsi="Courier New"/>
+                <w:sz w:val="16"/>
+              </w:rPr>
+              <w:t>028      fun createBuilding(name: String): FactionBuilding</w:t>
+            </w:r>
+          </w:p>
+          <w:p>
+            <w:pPr>
+              <w:spacing w:after="0" w:line="240" w:lineRule="auto"/>
+            </w:pPr>
+            <w:r>
+              <w:rPr>
+                <w:rFonts w:ascii="Courier New" w:hAnsi="Courier New"/>
+                <w:sz w:val="16"/>
+              </w:rPr>
+              <w:t>029  }</w:t>
+            </w:r>
+          </w:p>
+          <w:p>
+            <w:pPr>
+              <w:spacing w:after="0" w:line="240" w:lineRule="auto"/>
+            </w:pPr>
+            <w:r>
+              <w:rPr>
+                <w:rFonts w:ascii="Courier New" w:hAnsi="Courier New"/>
+                <w:sz w:val="16"/>
+              </w:rPr>
+              <w:t xml:space="preserve">030  </w:t>
+            </w:r>
+          </w:p>
+          <w:p>
+            <w:pPr>
+              <w:spacing w:after="0" w:line="240" w:lineRule="auto"/>
+            </w:pPr>
+            <w:r>
+              <w:rPr>
+                <w:rFonts w:ascii="Courier New" w:hAnsi="Courier New"/>
+                <w:sz w:val="16"/>
+              </w:rPr>
+              <w:t>031  class KingdomFactory : FactionFactory {</w:t>
+            </w:r>
+          </w:p>
+          <w:p>
+            <w:pPr>
+              <w:spacing w:after="0" w:line="240" w:lineRule="auto"/>
+            </w:pPr>
+            <w:r>
+              <w:rPr>
+                <w:rFonts w:ascii="Courier New" w:hAnsi="Courier New"/>
+                <w:sz w:val="16"/>
+              </w:rPr>
+              <w:t>032      override fun createUnit(name: String) = FactionUnit("Королевство", name)</w:t>
+            </w:r>
+          </w:p>
+          <w:p>
+            <w:pPr>
+              <w:spacing w:after="0" w:line="240" w:lineRule="auto"/>
+            </w:pPr>
+            <w:r>
+              <w:rPr>
+                <w:rFonts w:ascii="Courier New" w:hAnsi="Courier New"/>
+                <w:sz w:val="16"/>
+              </w:rPr>
+              <w:t>033      override fun createBuilding(name: String) = FactionBuilding("Королевство", name)</w:t>
+            </w:r>
+          </w:p>
+          <w:p>
+            <w:pPr>
+              <w:spacing w:after="0" w:line="240" w:lineRule="auto"/>
+            </w:pPr>
+            <w:r>
+              <w:rPr>
+                <w:rFonts w:ascii="Courier New" w:hAnsi="Courier New"/>
+                <w:sz w:val="16"/>
+              </w:rPr>
+              <w:t>034  }</w:t>
+            </w:r>
+          </w:p>
+          <w:p>
+            <w:pPr>
+              <w:spacing w:after="0" w:line="240" w:lineRule="auto"/>
+            </w:pPr>
+            <w:r>
+              <w:rPr>
+                <w:rFonts w:ascii="Courier New" w:hAnsi="Courier New"/>
+                <w:sz w:val="16"/>
+              </w:rPr>
+              <w:t xml:space="preserve">035  </w:t>
+            </w:r>
+          </w:p>
+          <w:p>
+            <w:pPr>
+              <w:spacing w:after="0" w:line="240" w:lineRule="auto"/>
+            </w:pPr>
+            <w:r>
+              <w:rPr>
+                <w:rFonts w:ascii="Courier New" w:hAnsi="Courier New"/>
+                <w:sz w:val="16"/>
+              </w:rPr>
+              <w:t>036  class OrcFactory : FactionFactory {</w:t>
+            </w:r>
+          </w:p>
+          <w:p>
+            <w:pPr>
+              <w:spacing w:after="0" w:line="240" w:lineRule="auto"/>
+            </w:pPr>
+            <w:r>
+              <w:rPr>
+                <w:rFonts w:ascii="Courier New" w:hAnsi="Courier New"/>
+                <w:sz w:val="16"/>
+              </w:rPr>
+              <w:t>037      override fun createUnit(name: String) = FactionUnit("Орки", name)</w:t>
+            </w:r>
+          </w:p>
+          <w:p>
+            <w:pPr>
+              <w:spacing w:after="0" w:line="240" w:lineRule="auto"/>
+            </w:pPr>
+            <w:r>
+              <w:rPr>
+                <w:rFonts w:ascii="Courier New" w:hAnsi="Courier New"/>
+                <w:sz w:val="16"/>
+              </w:rPr>
+              <w:t>038      override fun createBuilding(name: String) = FactionBuilding("Орки", name)</w:t>
+            </w:r>
+          </w:p>
+          <w:p>
+            <w:pPr>
+              <w:spacing w:after="0" w:line="240" w:lineRule="auto"/>
+            </w:pPr>
+            <w:r>
+              <w:rPr>
+                <w:rFonts w:ascii="Courier New" w:hAnsi="Courier New"/>
+                <w:sz w:val="16"/>
+              </w:rPr>
+              <w:t>039  }</w:t>
+            </w:r>
+          </w:p>
+          <w:p>
+            <w:pPr>
+              <w:spacing w:after="0" w:line="240" w:lineRule="auto"/>
+            </w:pPr>
+            <w:r>
+              <w:rPr>
+                <w:rFonts w:ascii="Courier New" w:hAnsi="Courier New"/>
+                <w:sz w:val="16"/>
+              </w:rPr>
+              <w:t xml:space="preserve">040  </w:t>
+            </w:r>
+          </w:p>
+          <w:p>
+            <w:pPr>
+              <w:spacing w:after="0" w:line="240" w:lineRule="auto"/>
+            </w:pPr>
+            <w:r>
+              <w:rPr>
+                <w:rFonts w:ascii="Courier New" w:hAnsi="Courier New"/>
+                <w:sz w:val="16"/>
+              </w:rPr>
+              <w:t>041  data class Scenario(val name: String, val units: List&lt;GameUnit&gt;, val buildings: List&lt;FactionBuilding&gt;)</w:t>
+            </w:r>
+          </w:p>
+          <w:p>
+            <w:pPr>
+              <w:spacing w:after="0" w:line="240" w:lineRule="auto"/>
+            </w:pPr>
+            <w:r>
+              <w:rPr>
+                <w:rFonts w:ascii="Courier New" w:hAnsi="Courier New"/>
+                <w:sz w:val="16"/>
+              </w:rPr>
+              <w:t xml:space="preserve">042  </w:t>
+            </w:r>
+          </w:p>
+          <w:p>
+            <w:pPr>
+              <w:spacing w:after="0" w:line="240" w:lineRule="auto"/>
+            </w:pPr>
+            <w:r>
+              <w:rPr>
+                <w:rFonts w:ascii="Courier New" w:hAnsi="Courier New"/>
+                <w:sz w:val="16"/>
+              </w:rPr>
+              <w:t>043  class ScenarioBuilder {</w:t>
+            </w:r>
+          </w:p>
+          <w:p>
+            <w:pPr>
+              <w:spacing w:after="0" w:line="240" w:lineRule="auto"/>
+            </w:pPr>
+            <w:r>
+              <w:rPr>
+                <w:rFonts w:ascii="Courier New" w:hAnsi="Courier New"/>
+                <w:sz w:val="16"/>
+              </w:rPr>
+              <w:t>044      private var name: String = "Новая битва"</w:t>
+            </w:r>
+          </w:p>
+          <w:p>
+            <w:pPr>
+              <w:spacing w:after="0" w:line="240" w:lineRule="auto"/>
+            </w:pPr>
+            <w:r>
+              <w:rPr>
+                <w:rFonts w:ascii="Courier New" w:hAnsi="Courier New"/>
+                <w:sz w:val="16"/>
+              </w:rPr>
+              <w:t>045      private val units = mutableListOf&lt;GameUnit&gt;()</w:t>
+            </w:r>
+          </w:p>
+          <w:p>
+            <w:pPr>
+              <w:spacing w:after="0" w:line="240" w:lineRule="auto"/>
+            </w:pPr>
+            <w:r>
+              <w:rPr>
+                <w:rFonts w:ascii="Courier New" w:hAnsi="Courier New"/>
+                <w:sz w:val="16"/>
+              </w:rPr>
+              <w:t>046      private val buildings = mutableListOf&lt;FactionBuilding&gt;()</w:t>
+            </w:r>
+          </w:p>
+          <w:p>
+            <w:pPr>
+              <w:spacing w:after="0" w:line="240" w:lineRule="auto"/>
+            </w:pPr>
+            <w:r>
+              <w:rPr>
+                <w:rFonts w:ascii="Courier New" w:hAnsi="Courier New"/>
+                <w:sz w:val="16"/>
+              </w:rPr>
+              <w:t xml:space="preserve">047  </w:t>
+            </w:r>
+          </w:p>
+          <w:p>
+            <w:pPr>
+              <w:spacing w:after="0" w:line="240" w:lineRule="auto"/>
+            </w:pPr>
+            <w:r>
+              <w:rPr>
+                <w:rFonts w:ascii="Courier New" w:hAnsi="Courier New"/>
+                <w:sz w:val="16"/>
+              </w:rPr>
+              <w:t>048      fun named(name: String) = apply { this.name = name }</w:t>
+            </w:r>
+          </w:p>
+          <w:p>
+            <w:pPr>
+              <w:spacing w:after="0" w:line="240" w:lineRule="auto"/>
+            </w:pPr>
+            <w:r>
+              <w:rPr>
+                <w:rFonts w:ascii="Courier New" w:hAnsi="Courier New"/>
+                <w:sz w:val="16"/>
+              </w:rPr>
+              <w:t>049      fun addUnit(unit: GameUnit) = apply { units += unit }</w:t>
+            </w:r>
+          </w:p>
+          <w:p>
+            <w:pPr>
+              <w:spacing w:after="0" w:line="240" w:lineRule="auto"/>
+            </w:pPr>
+            <w:r>
+              <w:rPr>
+                <w:rFonts w:ascii="Courier New" w:hAnsi="Courier New"/>
+                <w:sz w:val="16"/>
+              </w:rPr>
+              <w:t>050      fun addBuilding(building: FactionBuilding) = apply { buildings += building }</w:t>
+            </w:r>
+          </w:p>
+          <w:p>
+            <w:pPr>
+              <w:spacing w:after="0" w:line="240" w:lineRule="auto"/>
+            </w:pPr>
+            <w:r>
+              <w:rPr>
+                <w:rFonts w:ascii="Courier New" w:hAnsi="Courier New"/>
+                <w:sz w:val="16"/>
+              </w:rPr>
+              <w:t xml:space="preserve">051  </w:t>
+            </w:r>
+          </w:p>
+          <w:p>
+            <w:pPr>
+              <w:spacing w:after="0" w:line="240" w:lineRule="auto"/>
+            </w:pPr>
+            <w:r>
+              <w:rPr>
+                <w:rFonts w:ascii="Courier New" w:hAnsi="Courier New"/>
+                <w:sz w:val="16"/>
+              </w:rPr>
+              <w:t>052      fun build(): Scenario {</w:t>
+            </w:r>
+          </w:p>
+          <w:p>
+            <w:pPr>
+              <w:spacing w:after="0" w:line="240" w:lineRule="auto"/>
+            </w:pPr>
+            <w:r>
+              <w:rPr>
+                <w:rFonts w:ascii="Courier New" w:hAnsi="Courier New"/>
+                <w:sz w:val="16"/>
+              </w:rPr>
+              <w:t>053          require(units.isNotEmpty()) { "В сценарии должен быть хотя бы один юнит" }</w:t>
+            </w:r>
+          </w:p>
+          <w:p>
+            <w:pPr>
+              <w:spacing w:after="0" w:line="240" w:lineRule="auto"/>
+            </w:pPr>
+            <w:r>
+              <w:rPr>
+                <w:rFonts w:ascii="Courier New" w:hAnsi="Courier New"/>
+                <w:sz w:val="16"/>
+              </w:rPr>
+              <w:t>054          return Scenario(name, units.toList(), buildings.toList())</w:t>
+            </w:r>
+          </w:p>
+          <w:p>
+            <w:pPr>
+              <w:spacing w:after="0" w:line="240" w:lineRule="auto"/>
+            </w:pPr>
+            <w:r>
+              <w:rPr>
+                <w:rFonts w:ascii="Courier New" w:hAnsi="Courier New"/>
+                <w:sz w:val="16"/>
+              </w:rPr>
+              <w:t>055      }</w:t>
+            </w:r>
+          </w:p>
+          <w:p>
+            <w:pPr>
+              <w:spacing w:after="0" w:line="240" w:lineRule="auto"/>
+            </w:pPr>
+            <w:r>
+              <w:rPr>
+                <w:rFonts w:ascii="Courier New" w:hAnsi="Courier New"/>
+                <w:sz w:val="16"/>
+              </w:rPr>
+              <w:t>056  }</w:t>
+            </w:r>
+          </w:p>
+          <w:p>
+            <w:pPr>
+              <w:spacing w:after="0" w:line="240" w:lineRule="auto"/>
+            </w:pPr>
+            <w:r>
+              <w:rPr>
+                <w:rFonts w:ascii="Courier New" w:hAnsi="Courier New"/>
+                <w:sz w:val="16"/>
+              </w:rPr>
+              <w:t xml:space="preserve">057  </w:t>
+            </w:r>
+          </w:p>
+          <w:p>
+            <w:pPr>
+              <w:spacing w:after="0" w:line="240" w:lineRule="auto"/>
+            </w:pPr>
+            <w:r>
+              <w:rPr>
+                <w:rFonts w:ascii="Courier New" w:hAnsi="Courier New"/>
+                <w:sz w:val="16"/>
+              </w:rPr>
+              <w:t>058  fun main() {</w:t>
+            </w:r>
+          </w:p>
+          <w:p>
+            <w:pPr>
+              <w:spacing w:after="0" w:line="240" w:lineRule="auto"/>
+            </w:pPr>
+            <w:r>
+              <w:rPr>
+                <w:rFonts w:ascii="Courier New" w:hAnsi="Courier New"/>
+                <w:sz w:val="16"/>
+              </w:rPr>
+              <w:t>059      val archer = ArcherFactory().create("Эльвин")</w:t>
+            </w:r>
+          </w:p>
+          <w:p>
+            <w:pPr>
+              <w:spacing w:after="0" w:line="240" w:lineRule="auto"/>
+            </w:pPr>
+            <w:r>
+              <w:rPr>
+                <w:rFonts w:ascii="Courier New" w:hAnsi="Courier New"/>
+                <w:sz w:val="16"/>
+              </w:rPr>
+              <w:t>060      val kingdom = KingdomFactory()</w:t>
+            </w:r>
+          </w:p>
+          <w:p>
+            <w:pPr>
+              <w:spacing w:after="0" w:line="240" w:lineRule="auto"/>
+            </w:pPr>
+            <w:r>
+              <w:rPr>
+                <w:rFonts w:ascii="Courier New" w:hAnsi="Courier New"/>
+                <w:sz w:val="16"/>
+              </w:rPr>
+              <w:t>061      val scenario = ScenarioBuilder()</w:t>
+            </w:r>
+          </w:p>
+          <w:p>
+            <w:pPr>
+              <w:spacing w:after="0" w:line="240" w:lineRule="auto"/>
+            </w:pPr>
+            <w:r>
+              <w:rPr>
+                <w:rFonts w:ascii="Courier New" w:hAnsi="Courier New"/>
+                <w:sz w:val="16"/>
+              </w:rPr>
+              <w:t>062          .named("Оборона крепости")</w:t>
+            </w:r>
+          </w:p>
+          <w:p>
+            <w:pPr>
+              <w:spacing w:after="0" w:line="240" w:lineRule="auto"/>
+            </w:pPr>
+            <w:r>
+              <w:rPr>
+                <w:rFonts w:ascii="Courier New" w:hAnsi="Courier New"/>
+                <w:sz w:val="16"/>
+              </w:rPr>
+              <w:t>063          .addUnit(archer)</w:t>
+            </w:r>
+          </w:p>
+          <w:p>
+            <w:pPr>
+              <w:spacing w:after="0" w:line="240" w:lineRule="auto"/>
+            </w:pPr>
+            <w:r>
+              <w:rPr>
+                <w:rFonts w:ascii="Courier New" w:hAnsi="Courier New"/>
+                <w:sz w:val="16"/>
+              </w:rPr>
+              <w:t>064          .addBuilding(kingdom.createBuilding("Крепость Серебряный Щит"))</w:t>
+            </w:r>
+          </w:p>
+          <w:p>
+            <w:pPr>
+              <w:spacing w:after="0" w:line="240" w:lineRule="auto"/>
+            </w:pPr>
+            <w:r>
+              <w:rPr>
+                <w:rFonts w:ascii="Courier New" w:hAnsi="Courier New"/>
+                <w:sz w:val="16"/>
+              </w:rPr>
+              <w:t>065          .build()</w:t>
+            </w:r>
+          </w:p>
+          <w:p>
+            <w:pPr>
+              <w:spacing w:after="0" w:line="240" w:lineRule="auto"/>
+            </w:pPr>
+            <w:r>
+              <w:rPr>
+                <w:rFonts w:ascii="Courier New" w:hAnsi="Courier New"/>
+                <w:sz w:val="16"/>
+              </w:rPr>
+              <w:t xml:space="preserve">066  </w:t>
+            </w:r>
+          </w:p>
+          <w:p>
+            <w:pPr>
+              <w:spacing w:after="0" w:line="240" w:lineRule="auto"/>
+            </w:pPr>
+            <w:r>
+              <w:rPr>
+                <w:rFonts w:ascii="Courier New" w:hAnsi="Courier New"/>
+                <w:sz w:val="16"/>
+              </w:rPr>
+              <w:t>067      println("Настройки карты: ${GameConfig.mapWidth}×${GameConfig.mapHeight}, золото=${GameConfig.startingGold}")</w:t>
+            </w:r>
+          </w:p>
+          <w:p>
+            <w:pPr>
+              <w:spacing w:after="0" w:line="240" w:lineRule="auto"/>
+            </w:pPr>
+            <w:r>
+              <w:rPr>
+                <w:rFonts w:ascii="Courier New" w:hAnsi="Courier New"/>
+                <w:sz w:val="16"/>
+              </w:rPr>
+              <w:t>068      println("Factory Method: ${SwordsmanFactory().create("Бран").name}")</w:t>
+            </w:r>
+          </w:p>
+          <w:p>
+            <w:pPr>
+              <w:spacing w:after="0" w:line="240" w:lineRule="auto"/>
+            </w:pPr>
+            <w:r>
+              <w:rPr>
+                <w:rFonts w:ascii="Courier New" w:hAnsi="Courier New"/>
+                <w:sz w:val="16"/>
+              </w:rPr>
+              <w:t>069      println("Abstract Factory: ${kingdom.createUnit("Страж")}; ${OrcFactory().createBuilding("Логово")}")</w:t>
+            </w:r>
+          </w:p>
+          <w:p>
+            <w:pPr>
+              <w:spacing w:after="0" w:line="240" w:lineRule="auto"/>
+            </w:pPr>
+            <w:r>
+              <w:rPr>
+                <w:rFonts w:ascii="Courier New" w:hAnsi="Courier New"/>
+                <w:sz w:val="16"/>
+              </w:rPr>
+              <w:t>070      println("Builder: ${scenario.name}, юнитов=${scenario.units.size}, построек=${scenario.buildings.size}")</w:t>
+            </w:r>
+          </w:p>
+          <w:p>
+            <w:pPr>
+              <w:spacing w:after="0" w:line="240" w:lineRule="auto"/>
+            </w:pPr>
+            <w:r>
+              <w:rPr>
+                <w:rFonts w:ascii="Courier New" w:hAnsi="Courier New"/>
+                <w:sz w:val="16"/>
+              </w:rPr>
+              <w:t>071  }</w:t>
+            </w:r>
+          </w:p>
+        </w:tc>
+      </w:tr>
+    </w:tbl>
     <w:sectPr>
       <w:pgSz w:w="12240" w:h="15840"/>
-      <w:pgMar w:top="1134" w:right="850" w:bottom="1134" w:left="1701" w:header="720" w:footer="720" w:gutter="0"/>
+      <w:pgMar w:top="1134" w:right="1020" w:bottom="1134" w:left="1474" w:header="720" w:footer="720" w:gutter="0"/>
       <w:cols w:space="720"/>
       <w:docGrid w:linePitch="360"/>
     </w:sectPr>
@@ -527,6 +1619,9 @@
     <w:name w:val="Normal"/>
     <w:qFormat/>
     <w:rsid w:val="00FC693F"/>
+    <w:pPr>
+      <w:spacing w:after="140" w:line="269" w:lineRule="auto"/>
+    </w:pPr>
     <w:rPr>
       <w:rFonts w:ascii="Times New Roman" w:hAnsi="Times New Roman"/>
       <w:sz w:val="24"/>
@@ -594,8 +1689,7 @@
       <w:rFonts w:asciiTheme="majorHAnsi" w:eastAsiaTheme="majorEastAsia" w:hAnsiTheme="majorHAnsi" w:cstheme="majorBidi" w:ascii="Times New Roman" w:hAnsi="Times New Roman"/>
       <w:b/>
       <w:bCs/>
-      <w:color w:val="365F91" w:themeColor="accent1" w:themeShade="BF"/>
-      <w:sz w:val="28"/>
+      <w:sz w:val="32"/>
       <w:szCs w:val="28"/>
     </w:rPr>
   </w:style>
@@ -618,7 +1712,6 @@
       <w:rFonts w:asciiTheme="majorHAnsi" w:eastAsiaTheme="majorEastAsia" w:hAnsiTheme="majorHAnsi" w:cstheme="majorBidi" w:ascii="Times New Roman" w:hAnsi="Times New Roman"/>
       <w:b/>
       <w:bCs/>
-      <w:color w:val="4F81BD" w:themeColor="accent1"/>
       <w:sz w:val="26"/>
       <w:szCs w:val="26"/>
     </w:rPr>
